--- a/Knowledge/3-Work knowledge/1-Software Engineering/2-Testing/5-My Source/1-ISTQB Foundation Level/6-Risk Management/1-Types of Risks/4-Business Risks.docx
+++ b/Knowledge/3-Work knowledge/1-Software Engineering/2-Testing/5-My Source/1-ISTQB Foundation Level/6-Risk Management/1-Types of Risks/4-Business Risks.docx
@@ -31,48 +31,39 @@
       </w:pPr>
       <w:r>
         <w:rPr>
-          <w:b/>
+          <w:rFonts w:ascii="Arial" w:eastAsia="Arial" w:hAnsi="Arial"/>
+          <w:sz w:val="18"/>
+          <w:highlight w:val="lightGray"/>
           <w:shd w:val="clear" w:color="auto" w:fill="B7B7B7"/>
         </w:rPr>
-        <w:t># Source</w:t>
-      </w:r>
-      <w:r>
-        <w:rPr>
+        <w:t xml:space="preserve"># Source: Chatgot </w:t>
+      </w:r>
+      <w:r>
+        <w:rPr>
+          <w:rFonts w:ascii="Arial" w:eastAsia="Arial" w:hAnsi="Arial"/>
+          <w:sz w:val="18"/>
+          <w:szCs w:val="14"/>
+          <w:highlight w:val="lightGray"/>
           <w:shd w:val="clear" w:color="auto" w:fill="B7B7B7"/>
         </w:rPr>
-        <w:t xml:space="preserve">: </w:t>
-      </w:r>
-      <w:r>
-        <w:rPr>
-          <w:b/>
+        <w:t>(GPT</w:t>
+      </w:r>
+      <w:r>
+        <w:rPr>
+          <w:rFonts w:ascii="Arial" w:eastAsia="Arial" w:hAnsi="Arial" w:cs="Cambria Math"/>
+          <w:sz w:val="18"/>
+          <w:szCs w:val="14"/>
+          <w:highlight w:val="lightGray"/>
           <w:shd w:val="clear" w:color="auto" w:fill="B7B7B7"/>
         </w:rPr>
-        <w:t xml:space="preserve">Chatgot </w:t>
-      </w:r>
-      <w:r>
-        <w:rPr>
-          <w:b/>
-          <w:sz w:val="14"/>
+        <w:t>‑</w:t>
+      </w:r>
+      <w:r>
+        <w:rPr>
+          <w:rFonts w:ascii="Arial" w:eastAsia="Arial" w:hAnsi="Arial"/>
+          <w:sz w:val="18"/>
           <w:szCs w:val="14"/>
-          <w:shd w:val="clear" w:color="auto" w:fill="B7B7B7"/>
-        </w:rPr>
-        <w:t>(GPT</w:t>
-      </w:r>
-      <w:r>
-        <w:rPr>
-          <w:rFonts w:ascii="Cambria Math" w:hAnsi="Cambria Math" w:cs="Cambria Math"/>
-          <w:b/>
-          <w:sz w:val="14"/>
-          <w:szCs w:val="14"/>
-          <w:shd w:val="clear" w:color="auto" w:fill="B7B7B7"/>
-        </w:rPr>
-        <w:t>‑</w:t>
-      </w:r>
-      <w:r>
-        <w:rPr>
-          <w:b/>
-          <w:sz w:val="14"/>
-          <w:szCs w:val="14"/>
+          <w:highlight w:val="lightGray"/>
           <w:shd w:val="clear" w:color="auto" w:fill="B7B7B7"/>
         </w:rPr>
         <w:t>5 Mini) at [8/17/2025]</w:t>
@@ -200,7 +191,7 @@
     </w:p>
     <w:p>
       <w:r>
-        <w:pict w14:anchorId="31879EA6">
+        <w:pict w14:anchorId="66B4669C">
           <v:rect id="_x0000_i1025" style="width:0;height:1.5pt" o:hralign="center" o:hrstd="t" o:hr="t" fillcolor="#a0a0a0" stroked="f"/>
         </w:pict>
       </w:r>
@@ -249,48 +240,39 @@
       </w:pPr>
       <w:r>
         <w:rPr>
-          <w:b/>
+          <w:rFonts w:ascii="Arial" w:eastAsia="Arial" w:hAnsi="Arial"/>
+          <w:sz w:val="18"/>
+          <w:highlight w:val="lightGray"/>
           <w:shd w:val="clear" w:color="auto" w:fill="B7B7B7"/>
         </w:rPr>
-        <w:t># Source</w:t>
-      </w:r>
-      <w:r>
-        <w:rPr>
+        <w:t xml:space="preserve"># Source: Chatgot </w:t>
+      </w:r>
+      <w:r>
+        <w:rPr>
+          <w:rFonts w:ascii="Arial" w:eastAsia="Arial" w:hAnsi="Arial"/>
+          <w:sz w:val="18"/>
+          <w:szCs w:val="14"/>
+          <w:highlight w:val="lightGray"/>
           <w:shd w:val="clear" w:color="auto" w:fill="B7B7B7"/>
         </w:rPr>
-        <w:t xml:space="preserve">: </w:t>
-      </w:r>
-      <w:r>
-        <w:rPr>
-          <w:b/>
+        <w:t>(GPT</w:t>
+      </w:r>
+      <w:r>
+        <w:rPr>
+          <w:rFonts w:ascii="Arial" w:eastAsia="Arial" w:hAnsi="Arial" w:cs="Cambria Math"/>
+          <w:sz w:val="18"/>
+          <w:szCs w:val="14"/>
+          <w:highlight w:val="lightGray"/>
           <w:shd w:val="clear" w:color="auto" w:fill="B7B7B7"/>
         </w:rPr>
-        <w:t xml:space="preserve">Chatgot </w:t>
-      </w:r>
-      <w:r>
-        <w:rPr>
-          <w:b/>
-          <w:sz w:val="14"/>
+        <w:t>‑</w:t>
+      </w:r>
+      <w:r>
+        <w:rPr>
+          <w:rFonts w:ascii="Arial" w:eastAsia="Arial" w:hAnsi="Arial"/>
+          <w:sz w:val="18"/>
           <w:szCs w:val="14"/>
-          <w:shd w:val="clear" w:color="auto" w:fill="B7B7B7"/>
-        </w:rPr>
-        <w:t>(GPT</w:t>
-      </w:r>
-      <w:r>
-        <w:rPr>
-          <w:rFonts w:ascii="Cambria Math" w:hAnsi="Cambria Math" w:cs="Cambria Math"/>
-          <w:b/>
-          <w:sz w:val="14"/>
-          <w:szCs w:val="14"/>
-          <w:shd w:val="clear" w:color="auto" w:fill="B7B7B7"/>
-        </w:rPr>
-        <w:t>‑</w:t>
-      </w:r>
-      <w:r>
-        <w:rPr>
-          <w:b/>
-          <w:sz w:val="14"/>
-          <w:szCs w:val="14"/>
+          <w:highlight w:val="lightGray"/>
           <w:shd w:val="clear" w:color="auto" w:fill="B7B7B7"/>
         </w:rPr>
         <w:t>5 Mini) at [8/17/2025]</w:t>
@@ -302,7 +284,7 @@
           <w:ilvl w:val="0"/>
           <w:numId w:val="5"/>
         </w:numPr>
-        <w:spacing w:before="240"/>
+        <w:spacing w:before="240" w:after="0" w:line="276" w:lineRule="auto"/>
         <w:rPr>
           <w:rFonts w:ascii="Roboto Mono" w:eastAsia="Roboto Mono" w:hAnsi="Roboto Mono" w:cs="Roboto Mono"/>
         </w:rPr>
@@ -326,7 +308,7 @@
           <w:ilvl w:val="0"/>
           <w:numId w:val="5"/>
         </w:numPr>
-        <w:spacing w:after="240"/>
+        <w:spacing w:after="240" w:line="276" w:lineRule="auto"/>
         <w:rPr>
           <w:rFonts w:ascii="Roboto Mono" w:eastAsia="Roboto Mono" w:hAnsi="Roboto Mono" w:cs="Roboto Mono"/>
         </w:rPr>
@@ -383,48 +365,39 @@
       </w:pPr>
       <w:r>
         <w:rPr>
-          <w:b/>
+          <w:rFonts w:ascii="Arial" w:eastAsia="Arial" w:hAnsi="Arial"/>
+          <w:sz w:val="18"/>
+          <w:highlight w:val="lightGray"/>
           <w:shd w:val="clear" w:color="auto" w:fill="B7B7B7"/>
         </w:rPr>
-        <w:t># Source</w:t>
-      </w:r>
-      <w:r>
-        <w:rPr>
+        <w:t xml:space="preserve"># Source: Chatgot </w:t>
+      </w:r>
+      <w:r>
+        <w:rPr>
+          <w:rFonts w:ascii="Arial" w:eastAsia="Arial" w:hAnsi="Arial"/>
+          <w:sz w:val="18"/>
+          <w:szCs w:val="14"/>
+          <w:highlight w:val="lightGray"/>
           <w:shd w:val="clear" w:color="auto" w:fill="B7B7B7"/>
         </w:rPr>
-        <w:t xml:space="preserve">: </w:t>
-      </w:r>
-      <w:r>
-        <w:rPr>
-          <w:b/>
+        <w:t>(GPT</w:t>
+      </w:r>
+      <w:r>
+        <w:rPr>
+          <w:rFonts w:ascii="Arial" w:eastAsia="Arial" w:hAnsi="Arial" w:cs="Cambria Math"/>
+          <w:sz w:val="18"/>
+          <w:szCs w:val="14"/>
+          <w:highlight w:val="lightGray"/>
           <w:shd w:val="clear" w:color="auto" w:fill="B7B7B7"/>
         </w:rPr>
-        <w:t xml:space="preserve">Chatgot </w:t>
-      </w:r>
-      <w:r>
-        <w:rPr>
-          <w:b/>
-          <w:sz w:val="14"/>
+        <w:t>‑</w:t>
+      </w:r>
+      <w:r>
+        <w:rPr>
+          <w:rFonts w:ascii="Arial" w:eastAsia="Arial" w:hAnsi="Arial"/>
+          <w:sz w:val="18"/>
           <w:szCs w:val="14"/>
-          <w:shd w:val="clear" w:color="auto" w:fill="B7B7B7"/>
-        </w:rPr>
-        <w:t>(GPT</w:t>
-      </w:r>
-      <w:r>
-        <w:rPr>
-          <w:rFonts w:ascii="Cambria Math" w:hAnsi="Cambria Math" w:cs="Cambria Math"/>
-          <w:b/>
-          <w:sz w:val="14"/>
-          <w:szCs w:val="14"/>
-          <w:shd w:val="clear" w:color="auto" w:fill="B7B7B7"/>
-        </w:rPr>
-        <w:t>‑</w:t>
-      </w:r>
-      <w:r>
-        <w:rPr>
-          <w:b/>
-          <w:sz w:val="14"/>
-          <w:szCs w:val="14"/>
+          <w:highlight w:val="lightGray"/>
           <w:shd w:val="clear" w:color="auto" w:fill="B7B7B7"/>
         </w:rPr>
         <w:t>5 Mini) at [8/17/2025]</w:t>
@@ -436,7 +409,7 @@
           <w:ilvl w:val="0"/>
           <w:numId w:val="1"/>
         </w:numPr>
-        <w:spacing w:before="240"/>
+        <w:spacing w:before="240" w:after="0" w:line="276" w:lineRule="auto"/>
         <w:rPr>
           <w:rFonts w:ascii="Roboto Mono" w:eastAsia="Roboto Mono" w:hAnsi="Roboto Mono" w:cs="Roboto Mono"/>
         </w:rPr>
@@ -460,7 +433,7 @@
           <w:ilvl w:val="0"/>
           <w:numId w:val="1"/>
         </w:numPr>
-        <w:spacing w:after="240"/>
+        <w:spacing w:after="240" w:line="276" w:lineRule="auto"/>
       </w:pPr>
       <w:r>
         <w:rPr>
@@ -513,49 +486,39 @@
       </w:pPr>
       <w:r>
         <w:rPr>
-          <w:b/>
+          <w:rFonts w:ascii="Arial" w:eastAsia="Arial" w:hAnsi="Arial"/>
+          <w:sz w:val="18"/>
+          <w:highlight w:val="lightGray"/>
           <w:shd w:val="clear" w:color="auto" w:fill="B7B7B7"/>
         </w:rPr>
-        <w:lastRenderedPageBreak/>
-        <w:t># Source</w:t>
-      </w:r>
-      <w:r>
-        <w:rPr>
+        <w:t xml:space="preserve"># Source: Chatgot </w:t>
+      </w:r>
+      <w:r>
+        <w:rPr>
+          <w:rFonts w:ascii="Arial" w:eastAsia="Arial" w:hAnsi="Arial"/>
+          <w:sz w:val="18"/>
+          <w:szCs w:val="14"/>
+          <w:highlight w:val="lightGray"/>
           <w:shd w:val="clear" w:color="auto" w:fill="B7B7B7"/>
         </w:rPr>
-        <w:t xml:space="preserve">: </w:t>
-      </w:r>
-      <w:r>
-        <w:rPr>
-          <w:b/>
+        <w:t>(GPT</w:t>
+      </w:r>
+      <w:r>
+        <w:rPr>
+          <w:rFonts w:ascii="Arial" w:eastAsia="Arial" w:hAnsi="Arial" w:cs="Cambria Math"/>
+          <w:sz w:val="18"/>
+          <w:szCs w:val="14"/>
+          <w:highlight w:val="lightGray"/>
           <w:shd w:val="clear" w:color="auto" w:fill="B7B7B7"/>
         </w:rPr>
-        <w:t xml:space="preserve">Chatgot </w:t>
-      </w:r>
-      <w:r>
-        <w:rPr>
-          <w:b/>
-          <w:sz w:val="14"/>
+        <w:t>‑</w:t>
+      </w:r>
+      <w:r>
+        <w:rPr>
+          <w:rFonts w:ascii="Arial" w:eastAsia="Arial" w:hAnsi="Arial"/>
+          <w:sz w:val="18"/>
           <w:szCs w:val="14"/>
-          <w:shd w:val="clear" w:color="auto" w:fill="B7B7B7"/>
-        </w:rPr>
-        <w:t>(GPT</w:t>
-      </w:r>
-      <w:r>
-        <w:rPr>
-          <w:rFonts w:ascii="Cambria Math" w:hAnsi="Cambria Math" w:cs="Cambria Math"/>
-          <w:b/>
-          <w:sz w:val="14"/>
-          <w:szCs w:val="14"/>
-          <w:shd w:val="clear" w:color="auto" w:fill="B7B7B7"/>
-        </w:rPr>
-        <w:t>‑</w:t>
-      </w:r>
-      <w:r>
-        <w:rPr>
-          <w:b/>
-          <w:sz w:val="14"/>
-          <w:szCs w:val="14"/>
+          <w:highlight w:val="lightGray"/>
           <w:shd w:val="clear" w:color="auto" w:fill="B7B7B7"/>
         </w:rPr>
         <w:t>5 Mini) at [8/17/2025]</w:t>
@@ -567,7 +530,7 @@
           <w:ilvl w:val="0"/>
           <w:numId w:val="10"/>
         </w:numPr>
-        <w:spacing w:before="240"/>
+        <w:spacing w:before="240" w:after="0" w:line="276" w:lineRule="auto"/>
         <w:rPr>
           <w:rFonts w:ascii="Roboto Mono" w:eastAsia="Roboto Mono" w:hAnsi="Roboto Mono" w:cs="Roboto Mono"/>
         </w:rPr>
@@ -591,7 +554,7 @@
           <w:ilvl w:val="0"/>
           <w:numId w:val="10"/>
         </w:numPr>
-        <w:spacing w:after="240"/>
+        <w:spacing w:after="240" w:line="276" w:lineRule="auto"/>
       </w:pPr>
       <w:r>
         <w:rPr>
@@ -644,48 +607,39 @@
       </w:pPr>
       <w:r>
         <w:rPr>
-          <w:b/>
+          <w:rFonts w:ascii="Arial" w:eastAsia="Arial" w:hAnsi="Arial"/>
+          <w:sz w:val="18"/>
+          <w:highlight w:val="lightGray"/>
           <w:shd w:val="clear" w:color="auto" w:fill="B7B7B7"/>
         </w:rPr>
-        <w:t># Source</w:t>
-      </w:r>
-      <w:r>
-        <w:rPr>
+        <w:t xml:space="preserve"># Source: Chatgot </w:t>
+      </w:r>
+      <w:r>
+        <w:rPr>
+          <w:rFonts w:ascii="Arial" w:eastAsia="Arial" w:hAnsi="Arial"/>
+          <w:sz w:val="18"/>
+          <w:szCs w:val="14"/>
+          <w:highlight w:val="lightGray"/>
           <w:shd w:val="clear" w:color="auto" w:fill="B7B7B7"/>
         </w:rPr>
-        <w:t xml:space="preserve">: </w:t>
-      </w:r>
-      <w:r>
-        <w:rPr>
-          <w:b/>
+        <w:t>(GPT</w:t>
+      </w:r>
+      <w:r>
+        <w:rPr>
+          <w:rFonts w:ascii="Arial" w:eastAsia="Arial" w:hAnsi="Arial" w:cs="Cambria Math"/>
+          <w:sz w:val="18"/>
+          <w:szCs w:val="14"/>
+          <w:highlight w:val="lightGray"/>
           <w:shd w:val="clear" w:color="auto" w:fill="B7B7B7"/>
         </w:rPr>
-        <w:t xml:space="preserve">Chatgot </w:t>
-      </w:r>
-      <w:r>
-        <w:rPr>
-          <w:b/>
-          <w:sz w:val="14"/>
+        <w:t>‑</w:t>
+      </w:r>
+      <w:r>
+        <w:rPr>
+          <w:rFonts w:ascii="Arial" w:eastAsia="Arial" w:hAnsi="Arial"/>
+          <w:sz w:val="18"/>
           <w:szCs w:val="14"/>
-          <w:shd w:val="clear" w:color="auto" w:fill="B7B7B7"/>
-        </w:rPr>
-        <w:t>(GPT</w:t>
-      </w:r>
-      <w:r>
-        <w:rPr>
-          <w:rFonts w:ascii="Cambria Math" w:hAnsi="Cambria Math" w:cs="Cambria Math"/>
-          <w:b/>
-          <w:sz w:val="14"/>
-          <w:szCs w:val="14"/>
-          <w:shd w:val="clear" w:color="auto" w:fill="B7B7B7"/>
-        </w:rPr>
-        <w:t>‑</w:t>
-      </w:r>
-      <w:r>
-        <w:rPr>
-          <w:b/>
-          <w:sz w:val="14"/>
-          <w:szCs w:val="14"/>
+          <w:highlight w:val="lightGray"/>
           <w:shd w:val="clear" w:color="auto" w:fill="B7B7B7"/>
         </w:rPr>
         <w:t>5 Mini) at [8/17/2025]</w:t>
@@ -697,7 +651,7 @@
           <w:ilvl w:val="0"/>
           <w:numId w:val="9"/>
         </w:numPr>
-        <w:spacing w:before="240"/>
+        <w:spacing w:before="240" w:after="0" w:line="276" w:lineRule="auto"/>
         <w:rPr>
           <w:rFonts w:ascii="Roboto Mono" w:eastAsia="Roboto Mono" w:hAnsi="Roboto Mono" w:cs="Roboto Mono"/>
         </w:rPr>
@@ -721,7 +675,7 @@
           <w:ilvl w:val="0"/>
           <w:numId w:val="9"/>
         </w:numPr>
-        <w:spacing w:after="240"/>
+        <w:spacing w:after="240" w:line="276" w:lineRule="auto"/>
         <w:rPr>
           <w:rFonts w:ascii="Roboto Mono" w:eastAsia="Roboto Mono" w:hAnsi="Roboto Mono" w:cs="Roboto Mono"/>
         </w:rPr>
@@ -778,48 +732,39 @@
       </w:pPr>
       <w:r>
         <w:rPr>
-          <w:b/>
+          <w:rFonts w:ascii="Arial" w:eastAsia="Arial" w:hAnsi="Arial"/>
+          <w:sz w:val="18"/>
+          <w:highlight w:val="lightGray"/>
           <w:shd w:val="clear" w:color="auto" w:fill="B7B7B7"/>
         </w:rPr>
-        <w:t># Source</w:t>
-      </w:r>
-      <w:r>
-        <w:rPr>
+        <w:t xml:space="preserve"># Source: Chatgot </w:t>
+      </w:r>
+      <w:r>
+        <w:rPr>
+          <w:rFonts w:ascii="Arial" w:eastAsia="Arial" w:hAnsi="Arial"/>
+          <w:sz w:val="18"/>
+          <w:szCs w:val="14"/>
+          <w:highlight w:val="lightGray"/>
           <w:shd w:val="clear" w:color="auto" w:fill="B7B7B7"/>
         </w:rPr>
-        <w:t xml:space="preserve">: </w:t>
-      </w:r>
-      <w:r>
-        <w:rPr>
-          <w:b/>
+        <w:t>(GPT</w:t>
+      </w:r>
+      <w:r>
+        <w:rPr>
+          <w:rFonts w:ascii="Arial" w:eastAsia="Arial" w:hAnsi="Arial" w:cs="Cambria Math"/>
+          <w:sz w:val="18"/>
+          <w:szCs w:val="14"/>
+          <w:highlight w:val="lightGray"/>
           <w:shd w:val="clear" w:color="auto" w:fill="B7B7B7"/>
         </w:rPr>
-        <w:t xml:space="preserve">Chatgot </w:t>
-      </w:r>
-      <w:r>
-        <w:rPr>
-          <w:b/>
-          <w:sz w:val="14"/>
+        <w:t>‑</w:t>
+      </w:r>
+      <w:r>
+        <w:rPr>
+          <w:rFonts w:ascii="Arial" w:eastAsia="Arial" w:hAnsi="Arial"/>
+          <w:sz w:val="18"/>
           <w:szCs w:val="14"/>
-          <w:shd w:val="clear" w:color="auto" w:fill="B7B7B7"/>
-        </w:rPr>
-        <w:t>(GPT</w:t>
-      </w:r>
-      <w:r>
-        <w:rPr>
-          <w:rFonts w:ascii="Cambria Math" w:hAnsi="Cambria Math" w:cs="Cambria Math"/>
-          <w:b/>
-          <w:sz w:val="14"/>
-          <w:szCs w:val="14"/>
-          <w:shd w:val="clear" w:color="auto" w:fill="B7B7B7"/>
-        </w:rPr>
-        <w:t>‑</w:t>
-      </w:r>
-      <w:r>
-        <w:rPr>
-          <w:b/>
-          <w:sz w:val="14"/>
-          <w:szCs w:val="14"/>
+          <w:highlight w:val="lightGray"/>
           <w:shd w:val="clear" w:color="auto" w:fill="B7B7B7"/>
         </w:rPr>
         <w:t>5 Mini) at [8/17/2025]</w:t>
@@ -831,7 +776,7 @@
           <w:ilvl w:val="0"/>
           <w:numId w:val="7"/>
         </w:numPr>
-        <w:spacing w:before="240"/>
+        <w:spacing w:before="240" w:after="0" w:line="276" w:lineRule="auto"/>
         <w:rPr>
           <w:rFonts w:ascii="Roboto Mono" w:eastAsia="Roboto Mono" w:hAnsi="Roboto Mono" w:cs="Roboto Mono"/>
         </w:rPr>
@@ -855,7 +800,7 @@
           <w:ilvl w:val="0"/>
           <w:numId w:val="7"/>
         </w:numPr>
-        <w:spacing w:after="240"/>
+        <w:spacing w:after="240" w:line="276" w:lineRule="auto"/>
         <w:rPr>
           <w:rFonts w:ascii="Roboto Mono" w:eastAsia="Roboto Mono" w:hAnsi="Roboto Mono" w:cs="Roboto Mono"/>
         </w:rPr>
@@ -912,48 +857,39 @@
       </w:pPr>
       <w:r>
         <w:rPr>
-          <w:b/>
+          <w:rFonts w:ascii="Arial" w:eastAsia="Arial" w:hAnsi="Arial"/>
+          <w:sz w:val="18"/>
+          <w:highlight w:val="lightGray"/>
           <w:shd w:val="clear" w:color="auto" w:fill="B7B7B7"/>
         </w:rPr>
-        <w:t># Source</w:t>
-      </w:r>
-      <w:r>
-        <w:rPr>
+        <w:t xml:space="preserve"># Source: Chatgot </w:t>
+      </w:r>
+      <w:r>
+        <w:rPr>
+          <w:rFonts w:ascii="Arial" w:eastAsia="Arial" w:hAnsi="Arial"/>
+          <w:sz w:val="18"/>
+          <w:szCs w:val="14"/>
+          <w:highlight w:val="lightGray"/>
           <w:shd w:val="clear" w:color="auto" w:fill="B7B7B7"/>
         </w:rPr>
-        <w:t xml:space="preserve">: </w:t>
-      </w:r>
-      <w:r>
-        <w:rPr>
-          <w:b/>
+        <w:t>(GPT</w:t>
+      </w:r>
+      <w:r>
+        <w:rPr>
+          <w:rFonts w:ascii="Arial" w:eastAsia="Arial" w:hAnsi="Arial" w:cs="Cambria Math"/>
+          <w:sz w:val="18"/>
+          <w:szCs w:val="14"/>
+          <w:highlight w:val="lightGray"/>
           <w:shd w:val="clear" w:color="auto" w:fill="B7B7B7"/>
         </w:rPr>
-        <w:t xml:space="preserve">Chatgot </w:t>
-      </w:r>
-      <w:r>
-        <w:rPr>
-          <w:b/>
-          <w:sz w:val="14"/>
+        <w:t>‑</w:t>
+      </w:r>
+      <w:r>
+        <w:rPr>
+          <w:rFonts w:ascii="Arial" w:eastAsia="Arial" w:hAnsi="Arial"/>
+          <w:sz w:val="18"/>
           <w:szCs w:val="14"/>
-          <w:shd w:val="clear" w:color="auto" w:fill="B7B7B7"/>
-        </w:rPr>
-        <w:t>(GPT</w:t>
-      </w:r>
-      <w:r>
-        <w:rPr>
-          <w:rFonts w:ascii="Cambria Math" w:hAnsi="Cambria Math" w:cs="Cambria Math"/>
-          <w:b/>
-          <w:sz w:val="14"/>
-          <w:szCs w:val="14"/>
-          <w:shd w:val="clear" w:color="auto" w:fill="B7B7B7"/>
-        </w:rPr>
-        <w:t>‑</w:t>
-      </w:r>
-      <w:r>
-        <w:rPr>
-          <w:b/>
-          <w:sz w:val="14"/>
-          <w:szCs w:val="14"/>
+          <w:highlight w:val="lightGray"/>
           <w:shd w:val="clear" w:color="auto" w:fill="B7B7B7"/>
         </w:rPr>
         <w:t>5 Mini) at [8/17/2025]</w:t>
@@ -965,7 +901,7 @@
           <w:ilvl w:val="0"/>
           <w:numId w:val="3"/>
         </w:numPr>
-        <w:spacing w:before="240"/>
+        <w:spacing w:before="240" w:after="0" w:line="276" w:lineRule="auto"/>
         <w:rPr>
           <w:rFonts w:ascii="Roboto Mono" w:eastAsia="Roboto Mono" w:hAnsi="Roboto Mono" w:cs="Roboto Mono"/>
         </w:rPr>
@@ -989,7 +925,7 @@
           <w:ilvl w:val="0"/>
           <w:numId w:val="3"/>
         </w:numPr>
-        <w:spacing w:after="240"/>
+        <w:spacing w:after="240" w:line="276" w:lineRule="auto"/>
         <w:rPr>
           <w:rFonts w:ascii="Roboto Mono" w:eastAsia="Roboto Mono" w:hAnsi="Roboto Mono" w:cs="Roboto Mono"/>
         </w:rPr>
@@ -1017,7 +953,7 @@
     </w:p>
     <w:p>
       <w:r>
-        <w:pict w14:anchorId="3ADE0C10">
+        <w:pict w14:anchorId="31D160A4">
           <v:rect id="_x0000_i1026" style="width:0;height:1.5pt" o:hralign="center" o:hrstd="t" o:hr="t" fillcolor="#a0a0a0" stroked="f"/>
         </w:pict>
       </w:r>
@@ -1041,48 +977,39 @@
       </w:pPr>
       <w:r>
         <w:rPr>
-          <w:b/>
+          <w:rFonts w:ascii="Arial" w:eastAsia="Arial" w:hAnsi="Arial"/>
+          <w:sz w:val="18"/>
+          <w:highlight w:val="lightGray"/>
           <w:shd w:val="clear" w:color="auto" w:fill="B7B7B7"/>
         </w:rPr>
-        <w:t># Source</w:t>
-      </w:r>
-      <w:r>
-        <w:rPr>
+        <w:t xml:space="preserve"># Source: Chatgot </w:t>
+      </w:r>
+      <w:r>
+        <w:rPr>
+          <w:rFonts w:ascii="Arial" w:eastAsia="Arial" w:hAnsi="Arial"/>
+          <w:sz w:val="18"/>
+          <w:szCs w:val="14"/>
+          <w:highlight w:val="lightGray"/>
           <w:shd w:val="clear" w:color="auto" w:fill="B7B7B7"/>
         </w:rPr>
-        <w:t xml:space="preserve">: </w:t>
-      </w:r>
-      <w:r>
-        <w:rPr>
-          <w:b/>
+        <w:t>(GPT</w:t>
+      </w:r>
+      <w:r>
+        <w:rPr>
+          <w:rFonts w:ascii="Arial" w:eastAsia="Arial" w:hAnsi="Arial" w:cs="Cambria Math"/>
+          <w:sz w:val="18"/>
+          <w:szCs w:val="14"/>
+          <w:highlight w:val="lightGray"/>
           <w:shd w:val="clear" w:color="auto" w:fill="B7B7B7"/>
         </w:rPr>
-        <w:t xml:space="preserve">Chatgot </w:t>
-      </w:r>
-      <w:r>
-        <w:rPr>
-          <w:b/>
-          <w:sz w:val="14"/>
+        <w:t>‑</w:t>
+      </w:r>
+      <w:r>
+        <w:rPr>
+          <w:rFonts w:ascii="Arial" w:eastAsia="Arial" w:hAnsi="Arial"/>
+          <w:sz w:val="18"/>
           <w:szCs w:val="14"/>
-          <w:shd w:val="clear" w:color="auto" w:fill="B7B7B7"/>
-        </w:rPr>
-        <w:t>(GPT</w:t>
-      </w:r>
-      <w:r>
-        <w:rPr>
-          <w:rFonts w:ascii="Cambria Math" w:hAnsi="Cambria Math" w:cs="Cambria Math"/>
-          <w:b/>
-          <w:sz w:val="14"/>
-          <w:szCs w:val="14"/>
-          <w:shd w:val="clear" w:color="auto" w:fill="B7B7B7"/>
-        </w:rPr>
-        <w:t>‑</w:t>
-      </w:r>
-      <w:r>
-        <w:rPr>
-          <w:b/>
-          <w:sz w:val="14"/>
-          <w:szCs w:val="14"/>
+          <w:highlight w:val="lightGray"/>
           <w:shd w:val="clear" w:color="auto" w:fill="B7B7B7"/>
         </w:rPr>
         <w:t>5 Mini) at [8/17/2025]</w:t>
@@ -1094,7 +1021,7 @@
           <w:ilvl w:val="0"/>
           <w:numId w:val="2"/>
         </w:numPr>
-        <w:spacing w:before="240"/>
+        <w:spacing w:before="240" w:after="0" w:line="276" w:lineRule="auto"/>
       </w:pPr>
       <w:r>
         <w:rPr>
@@ -1122,13 +1049,13 @@
           <w:ilvl w:val="0"/>
           <w:numId w:val="2"/>
         </w:numPr>
+        <w:spacing w:after="0" w:line="276" w:lineRule="auto"/>
       </w:pPr>
       <w:r>
         <w:rPr>
           <w:rFonts w:ascii="Roboto Mono" w:eastAsia="Roboto Mono" w:hAnsi="Roboto Mono" w:cs="Roboto Mono"/>
           <w:b/>
         </w:rPr>
-        <w:lastRenderedPageBreak/>
         <w:t>Impact:</w:t>
       </w:r>
       <w:r>
@@ -1150,7 +1077,7 @@
           <w:ilvl w:val="0"/>
           <w:numId w:val="2"/>
         </w:numPr>
-        <w:spacing w:after="240"/>
+        <w:spacing w:after="240" w:line="276" w:lineRule="auto"/>
       </w:pPr>
       <w:r>
         <w:rPr>
@@ -1187,7 +1114,7 @@
     </w:p>
     <w:p>
       <w:r>
-        <w:pict w14:anchorId="73819FC5">
+        <w:pict w14:anchorId="4875319E">
           <v:rect id="_x0000_i1027" style="width:0;height:1.5pt" o:hralign="center" o:hrstd="t" o:hr="t" fillcolor="#a0a0a0" stroked="f"/>
         </w:pict>
       </w:r>
@@ -1211,48 +1138,39 @@
       </w:pPr>
       <w:r>
         <w:rPr>
-          <w:b/>
+          <w:rFonts w:ascii="Arial" w:eastAsia="Arial" w:hAnsi="Arial"/>
+          <w:sz w:val="18"/>
+          <w:highlight w:val="lightGray"/>
           <w:shd w:val="clear" w:color="auto" w:fill="B7B7B7"/>
         </w:rPr>
-        <w:t># Source</w:t>
-      </w:r>
-      <w:r>
-        <w:rPr>
+        <w:t xml:space="preserve"># Source: Chatgot </w:t>
+      </w:r>
+      <w:r>
+        <w:rPr>
+          <w:rFonts w:ascii="Arial" w:eastAsia="Arial" w:hAnsi="Arial"/>
+          <w:sz w:val="18"/>
+          <w:szCs w:val="14"/>
+          <w:highlight w:val="lightGray"/>
           <w:shd w:val="clear" w:color="auto" w:fill="B7B7B7"/>
         </w:rPr>
-        <w:t xml:space="preserve">: </w:t>
-      </w:r>
-      <w:r>
-        <w:rPr>
-          <w:b/>
+        <w:t>(GPT</w:t>
+      </w:r>
+      <w:r>
+        <w:rPr>
+          <w:rFonts w:ascii="Arial" w:eastAsia="Arial" w:hAnsi="Arial" w:cs="Cambria Math"/>
+          <w:sz w:val="18"/>
+          <w:szCs w:val="14"/>
+          <w:highlight w:val="lightGray"/>
           <w:shd w:val="clear" w:color="auto" w:fill="B7B7B7"/>
         </w:rPr>
-        <w:t xml:space="preserve">Chatgot </w:t>
-      </w:r>
-      <w:r>
-        <w:rPr>
-          <w:b/>
-          <w:sz w:val="14"/>
+        <w:t>‑</w:t>
+      </w:r>
+      <w:r>
+        <w:rPr>
+          <w:rFonts w:ascii="Arial" w:eastAsia="Arial" w:hAnsi="Arial"/>
+          <w:sz w:val="18"/>
           <w:szCs w:val="14"/>
-          <w:shd w:val="clear" w:color="auto" w:fill="B7B7B7"/>
-        </w:rPr>
-        <w:t>(GPT</w:t>
-      </w:r>
-      <w:r>
-        <w:rPr>
-          <w:rFonts w:ascii="Cambria Math" w:hAnsi="Cambria Math" w:cs="Cambria Math"/>
-          <w:b/>
-          <w:sz w:val="14"/>
-          <w:szCs w:val="14"/>
-          <w:shd w:val="clear" w:color="auto" w:fill="B7B7B7"/>
-        </w:rPr>
-        <w:t>‑</w:t>
-      </w:r>
-      <w:r>
-        <w:rPr>
-          <w:b/>
-          <w:sz w:val="14"/>
-          <w:szCs w:val="14"/>
+          <w:highlight w:val="lightGray"/>
           <w:shd w:val="clear" w:color="auto" w:fill="B7B7B7"/>
         </w:rPr>
         <w:t>5 Mini) at [8/17/2025]</w:t>
@@ -1264,7 +1182,7 @@
           <w:ilvl w:val="0"/>
           <w:numId w:val="4"/>
         </w:numPr>
-        <w:spacing w:before="240"/>
+        <w:spacing w:before="240" w:after="0" w:line="276" w:lineRule="auto"/>
       </w:pPr>
       <w:r>
         <w:rPr>
@@ -1305,6 +1223,7 @@
           <w:ilvl w:val="0"/>
           <w:numId w:val="4"/>
         </w:numPr>
+        <w:spacing w:after="0" w:line="276" w:lineRule="auto"/>
       </w:pPr>
       <w:r>
         <w:rPr>
@@ -1345,7 +1264,7 @@
           <w:ilvl w:val="0"/>
           <w:numId w:val="4"/>
         </w:numPr>
-        <w:spacing w:after="240"/>
+        <w:spacing w:after="240" w:line="276" w:lineRule="auto"/>
       </w:pPr>
       <w:r>
         <w:rPr>
@@ -1397,7 +1316,7 @@
           <w:ilvl w:val="0"/>
           <w:numId w:val="6"/>
         </w:numPr>
-        <w:spacing w:before="240"/>
+        <w:spacing w:before="240" w:after="0" w:line="276" w:lineRule="auto"/>
         <w:rPr>
           <w:rFonts w:ascii="Roboto Mono" w:eastAsia="Roboto Mono" w:hAnsi="Roboto Mono" w:cs="Roboto Mono"/>
         </w:rPr>
@@ -1429,6 +1348,7 @@
           <w:ilvl w:val="0"/>
           <w:numId w:val="6"/>
         </w:numPr>
+        <w:spacing w:after="0" w:line="276" w:lineRule="auto"/>
         <w:rPr>
           <w:rFonts w:ascii="Roboto Mono" w:eastAsia="Roboto Mono" w:hAnsi="Roboto Mono" w:cs="Roboto Mono"/>
         </w:rPr>
@@ -1460,7 +1380,7 @@
           <w:ilvl w:val="0"/>
           <w:numId w:val="6"/>
         </w:numPr>
-        <w:spacing w:after="240"/>
+        <w:spacing w:after="240" w:line="276" w:lineRule="auto"/>
       </w:pPr>
       <w:r>
         <w:rPr>
@@ -1484,7 +1404,7 @@
     </w:p>
     <w:p>
       <w:r>
-        <w:pict w14:anchorId="4EDB403A">
+        <w:pict w14:anchorId="52FD6386">
           <v:rect id="_x0000_i1028" style="width:0;height:1.5pt" o:hralign="center" o:hrstd="t" o:hr="t" fillcolor="#a0a0a0" stroked="f"/>
         </w:pict>
       </w:r>
@@ -1508,48 +1428,39 @@
       </w:pPr>
       <w:r>
         <w:rPr>
-          <w:b/>
+          <w:rFonts w:ascii="Arial" w:eastAsia="Arial" w:hAnsi="Arial"/>
+          <w:sz w:val="18"/>
+          <w:highlight w:val="lightGray"/>
           <w:shd w:val="clear" w:color="auto" w:fill="B7B7B7"/>
         </w:rPr>
-        <w:t># Source</w:t>
-      </w:r>
-      <w:r>
-        <w:rPr>
+        <w:t xml:space="preserve"># Source: Chatgot </w:t>
+      </w:r>
+      <w:r>
+        <w:rPr>
+          <w:rFonts w:ascii="Arial" w:eastAsia="Arial" w:hAnsi="Arial"/>
+          <w:sz w:val="18"/>
+          <w:szCs w:val="14"/>
+          <w:highlight w:val="lightGray"/>
           <w:shd w:val="clear" w:color="auto" w:fill="B7B7B7"/>
         </w:rPr>
-        <w:t xml:space="preserve">: </w:t>
-      </w:r>
-      <w:r>
-        <w:rPr>
-          <w:b/>
+        <w:t>(GPT</w:t>
+      </w:r>
+      <w:r>
+        <w:rPr>
+          <w:rFonts w:ascii="Arial" w:eastAsia="Arial" w:hAnsi="Arial" w:cs="Cambria Math"/>
+          <w:sz w:val="18"/>
+          <w:szCs w:val="14"/>
+          <w:highlight w:val="lightGray"/>
           <w:shd w:val="clear" w:color="auto" w:fill="B7B7B7"/>
         </w:rPr>
-        <w:t xml:space="preserve">Chatgot </w:t>
-      </w:r>
-      <w:r>
-        <w:rPr>
-          <w:b/>
-          <w:sz w:val="14"/>
+        <w:t>‑</w:t>
+      </w:r>
+      <w:r>
+        <w:rPr>
+          <w:rFonts w:ascii="Arial" w:eastAsia="Arial" w:hAnsi="Arial"/>
+          <w:sz w:val="18"/>
           <w:szCs w:val="14"/>
-          <w:shd w:val="clear" w:color="auto" w:fill="B7B7B7"/>
-        </w:rPr>
-        <w:t>(GPT</w:t>
-      </w:r>
-      <w:r>
-        <w:rPr>
-          <w:rFonts w:ascii="Cambria Math" w:hAnsi="Cambria Math" w:cs="Cambria Math"/>
-          <w:b/>
-          <w:sz w:val="14"/>
-          <w:szCs w:val="14"/>
-          <w:shd w:val="clear" w:color="auto" w:fill="B7B7B7"/>
-        </w:rPr>
-        <w:t>‑</w:t>
-      </w:r>
-      <w:r>
-        <w:rPr>
-          <w:b/>
-          <w:sz w:val="14"/>
-          <w:szCs w:val="14"/>
+          <w:highlight w:val="lightGray"/>
           <w:shd w:val="clear" w:color="auto" w:fill="B7B7B7"/>
         </w:rPr>
         <w:t>5 Mini) at [8/17/2025]</w:t>
@@ -1561,7 +1472,7 @@
           <w:ilvl w:val="0"/>
           <w:numId w:val="8"/>
         </w:numPr>
-        <w:spacing w:before="240"/>
+        <w:spacing w:before="240" w:after="0" w:line="276" w:lineRule="auto"/>
       </w:pPr>
       <w:r>
         <w:rPr>
@@ -1602,6 +1513,7 @@
           <w:ilvl w:val="0"/>
           <w:numId w:val="8"/>
         </w:numPr>
+        <w:spacing w:after="0" w:line="276" w:lineRule="auto"/>
       </w:pPr>
       <w:r>
         <w:rPr>
@@ -1648,13 +1560,12 @@
           <w:ilvl w:val="0"/>
           <w:numId w:val="8"/>
         </w:numPr>
-        <w:spacing w:after="240"/>
-      </w:pPr>
-      <w:r>
-        <w:rPr>
-          <w:rFonts w:ascii="Roboto Mono" w:eastAsia="Roboto Mono" w:hAnsi="Roboto Mono" w:cs="Roboto Mono"/>
-        </w:rPr>
-        <w:lastRenderedPageBreak/>
+        <w:spacing w:after="240" w:line="276" w:lineRule="auto"/>
+      </w:pPr>
+      <w:r>
+        <w:rPr>
+          <w:rFonts w:ascii="Roboto Mono" w:eastAsia="Roboto Mono" w:hAnsi="Roboto Mono" w:cs="Roboto Mono"/>
+        </w:rPr>
         <w:t xml:space="preserve">Testers contribute by identifying </w:t>
       </w:r>
       <w:r>
@@ -1679,18 +1590,19 @@
     </w:p>
     <w:p>
       <w:r>
-        <w:pict w14:anchorId="4C3BCE0E">
+        <w:pict w14:anchorId="5DDFDF73">
           <v:rect id="_x0000_i1029" style="width:0;height:1.5pt" o:hralign="center" o:hrstd="t" o:hr="t" fillcolor="#a0a0a0" stroked="f"/>
         </w:pict>
       </w:r>
     </w:p>
+    <w:p/>
     <w:p/>
     <w:p/>
     <w:sectPr>
       <w:pgSz w:w="12240" w:h="15840"/>
       <w:pgMar w:top="1440" w:right="1440" w:bottom="1440" w:left="1440" w:header="720" w:footer="720" w:gutter="0"/>
-      <w:pgNumType w:start="1"/>
       <w:cols w:space="720"/>
+      <w:docGrid w:linePitch="360"/>
     </w:sectPr>
   </w:body>
 </w:document>
@@ -3261,18 +3173,6 @@
   <w:style w:type="paragraph" w:default="1" w:styleId="Normal">
     <w:name w:val="Normal"/>
     <w:qFormat/>
-    <w:rsid w:val="0079199B"/>
-    <w:pPr>
-      <w:spacing w:after="0" w:line="276" w:lineRule="auto"/>
-    </w:pPr>
-    <w:rPr>
-      <w:rFonts w:ascii="Arial" w:eastAsia="Arial" w:hAnsi="Arial" w:cs="Arial"/>
-      <w:kern w:val="0"/>
-      <w:sz w:val="22"/>
-      <w:szCs w:val="22"/>
-      <w:lang w:val="en"/>
-      <w14:ligatures w14:val="none"/>
-    </w:rPr>
   </w:style>
   <w:style w:type="paragraph" w:styleId="Heading1">
     <w:name w:val="heading 1"/>
@@ -3281,7 +3181,7 @@
     <w:link w:val="Heading1Char"/>
     <w:uiPriority w:val="9"/>
     <w:qFormat/>
-    <w:rsid w:val="00F6078C"/>
+    <w:rsid w:val="00CE4C93"/>
     <w:pPr>
       <w:keepNext/>
       <w:keepLines/>
@@ -3303,7 +3203,7 @@
     <w:uiPriority w:val="9"/>
     <w:unhideWhenUsed/>
     <w:qFormat/>
-    <w:rsid w:val="00F6078C"/>
+    <w:rsid w:val="00CE4C93"/>
     <w:pPr>
       <w:keepNext/>
       <w:keepLines/>
@@ -3325,7 +3225,7 @@
     <w:uiPriority w:val="9"/>
     <w:unhideWhenUsed/>
     <w:qFormat/>
-    <w:rsid w:val="00F6078C"/>
+    <w:rsid w:val="00CE4C93"/>
     <w:pPr>
       <w:keepNext/>
       <w:keepLines/>
@@ -3348,7 +3248,7 @@
     <w:semiHidden/>
     <w:unhideWhenUsed/>
     <w:qFormat/>
-    <w:rsid w:val="00F6078C"/>
+    <w:rsid w:val="00CE4C93"/>
     <w:pPr>
       <w:keepNext/>
       <w:keepLines/>
@@ -3371,7 +3271,7 @@
     <w:semiHidden/>
     <w:unhideWhenUsed/>
     <w:qFormat/>
-    <w:rsid w:val="00F6078C"/>
+    <w:rsid w:val="00CE4C93"/>
     <w:pPr>
       <w:keepNext/>
       <w:keepLines/>
@@ -3392,11 +3292,11 @@
     <w:semiHidden/>
     <w:unhideWhenUsed/>
     <w:qFormat/>
-    <w:rsid w:val="00F6078C"/>
+    <w:rsid w:val="00CE4C93"/>
     <w:pPr>
       <w:keepNext/>
       <w:keepLines/>
-      <w:spacing w:before="40"/>
+      <w:spacing w:before="40" w:after="0"/>
       <w:outlineLvl w:val="5"/>
     </w:pPr>
     <w:rPr>
@@ -3415,11 +3315,11 @@
     <w:semiHidden/>
     <w:unhideWhenUsed/>
     <w:qFormat/>
-    <w:rsid w:val="00F6078C"/>
+    <w:rsid w:val="00CE4C93"/>
     <w:pPr>
       <w:keepNext/>
       <w:keepLines/>
-      <w:spacing w:before="40"/>
+      <w:spacing w:before="40" w:after="0"/>
       <w:outlineLvl w:val="6"/>
     </w:pPr>
     <w:rPr>
@@ -3436,10 +3336,11 @@
     <w:semiHidden/>
     <w:unhideWhenUsed/>
     <w:qFormat/>
-    <w:rsid w:val="00F6078C"/>
+    <w:rsid w:val="00CE4C93"/>
     <w:pPr>
       <w:keepNext/>
       <w:keepLines/>
+      <w:spacing w:after="0"/>
       <w:outlineLvl w:val="7"/>
     </w:pPr>
     <w:rPr>
@@ -3458,10 +3359,11 @@
     <w:semiHidden/>
     <w:unhideWhenUsed/>
     <w:qFormat/>
-    <w:rsid w:val="00F6078C"/>
+    <w:rsid w:val="00CE4C93"/>
     <w:pPr>
       <w:keepNext/>
       <w:keepLines/>
+      <w:spacing w:after="0"/>
       <w:outlineLvl w:val="8"/>
     </w:pPr>
     <w:rPr>
@@ -3501,7 +3403,7 @@
     <w:basedOn w:val="DefaultParagraphFont"/>
     <w:link w:val="Heading1"/>
     <w:uiPriority w:val="9"/>
-    <w:rsid w:val="00F6078C"/>
+    <w:rsid w:val="00CE4C93"/>
     <w:rPr>
       <w:rFonts w:asciiTheme="majorHAnsi" w:eastAsiaTheme="majorEastAsia" w:hAnsiTheme="majorHAnsi" w:cstheme="majorBidi"/>
       <w:color w:val="2F5496" w:themeColor="accent1" w:themeShade="BF"/>
@@ -3514,7 +3416,7 @@
     <w:basedOn w:val="DefaultParagraphFont"/>
     <w:link w:val="Heading2"/>
     <w:uiPriority w:val="9"/>
-    <w:rsid w:val="00F6078C"/>
+    <w:rsid w:val="00CE4C93"/>
     <w:rPr>
       <w:rFonts w:asciiTheme="majorHAnsi" w:eastAsiaTheme="majorEastAsia" w:hAnsiTheme="majorHAnsi" w:cstheme="majorBidi"/>
       <w:color w:val="2F5496" w:themeColor="accent1" w:themeShade="BF"/>
@@ -3527,7 +3429,7 @@
     <w:basedOn w:val="DefaultParagraphFont"/>
     <w:link w:val="Heading3"/>
     <w:uiPriority w:val="9"/>
-    <w:rsid w:val="00F6078C"/>
+    <w:rsid w:val="00CE4C93"/>
     <w:rPr>
       <w:rFonts w:eastAsiaTheme="majorEastAsia" w:cstheme="majorBidi"/>
       <w:color w:val="2F5496" w:themeColor="accent1" w:themeShade="BF"/>
@@ -3541,7 +3443,7 @@
     <w:link w:val="Heading4"/>
     <w:uiPriority w:val="9"/>
     <w:semiHidden/>
-    <w:rsid w:val="00F6078C"/>
+    <w:rsid w:val="00CE4C93"/>
     <w:rPr>
       <w:rFonts w:eastAsiaTheme="majorEastAsia" w:cstheme="majorBidi"/>
       <w:i/>
@@ -3555,7 +3457,7 @@
     <w:link w:val="Heading5"/>
     <w:uiPriority w:val="9"/>
     <w:semiHidden/>
-    <w:rsid w:val="00F6078C"/>
+    <w:rsid w:val="00CE4C93"/>
     <w:rPr>
       <w:rFonts w:eastAsiaTheme="majorEastAsia" w:cstheme="majorBidi"/>
       <w:color w:val="2F5496" w:themeColor="accent1" w:themeShade="BF"/>
@@ -3567,7 +3469,7 @@
     <w:link w:val="Heading6"/>
     <w:uiPriority w:val="9"/>
     <w:semiHidden/>
-    <w:rsid w:val="00F6078C"/>
+    <w:rsid w:val="00CE4C93"/>
     <w:rPr>
       <w:rFonts w:eastAsiaTheme="majorEastAsia" w:cstheme="majorBidi"/>
       <w:i/>
@@ -3581,7 +3483,7 @@
     <w:link w:val="Heading7"/>
     <w:uiPriority w:val="9"/>
     <w:semiHidden/>
-    <w:rsid w:val="00F6078C"/>
+    <w:rsid w:val="00CE4C93"/>
     <w:rPr>
       <w:rFonts w:eastAsiaTheme="majorEastAsia" w:cstheme="majorBidi"/>
       <w:color w:val="595959" w:themeColor="text1" w:themeTint="A6"/>
@@ -3593,7 +3495,7 @@
     <w:link w:val="Heading8"/>
     <w:uiPriority w:val="9"/>
     <w:semiHidden/>
-    <w:rsid w:val="00F6078C"/>
+    <w:rsid w:val="00CE4C93"/>
     <w:rPr>
       <w:rFonts w:eastAsiaTheme="majorEastAsia" w:cstheme="majorBidi"/>
       <w:i/>
@@ -3607,7 +3509,7 @@
     <w:link w:val="Heading9"/>
     <w:uiPriority w:val="9"/>
     <w:semiHidden/>
-    <w:rsid w:val="00F6078C"/>
+    <w:rsid w:val="00CE4C93"/>
     <w:rPr>
       <w:rFonts w:eastAsiaTheme="majorEastAsia" w:cstheme="majorBidi"/>
       <w:color w:val="272727" w:themeColor="text1" w:themeTint="D8"/>
@@ -3620,7 +3522,7 @@
     <w:link w:val="TitleChar"/>
     <w:uiPriority w:val="10"/>
     <w:qFormat/>
-    <w:rsid w:val="00F6078C"/>
+    <w:rsid w:val="00CE4C93"/>
     <w:pPr>
       <w:spacing w:after="80" w:line="240" w:lineRule="auto"/>
       <w:contextualSpacing/>
@@ -3638,7 +3540,7 @@
     <w:basedOn w:val="DefaultParagraphFont"/>
     <w:link w:val="Title"/>
     <w:uiPriority w:val="10"/>
-    <w:rsid w:val="00F6078C"/>
+    <w:rsid w:val="00CE4C93"/>
     <w:rPr>
       <w:rFonts w:asciiTheme="majorHAnsi" w:eastAsiaTheme="majorEastAsia" w:hAnsiTheme="majorHAnsi" w:cstheme="majorBidi"/>
       <w:spacing w:val="-10"/>
@@ -3654,7 +3556,7 @@
     <w:link w:val="SubtitleChar"/>
     <w:uiPriority w:val="11"/>
     <w:qFormat/>
-    <w:rsid w:val="00F6078C"/>
+    <w:rsid w:val="00CE4C93"/>
     <w:pPr>
       <w:numPr>
         <w:ilvl w:val="1"/>
@@ -3673,7 +3575,7 @@
     <w:basedOn w:val="DefaultParagraphFont"/>
     <w:link w:val="Subtitle"/>
     <w:uiPriority w:val="11"/>
-    <w:rsid w:val="00F6078C"/>
+    <w:rsid w:val="00CE4C93"/>
     <w:rPr>
       <w:rFonts w:eastAsiaTheme="majorEastAsia" w:cstheme="majorBidi"/>
       <w:color w:val="595959" w:themeColor="text1" w:themeTint="A6"/>
@@ -3689,7 +3591,7 @@
     <w:link w:val="QuoteChar"/>
     <w:uiPriority w:val="29"/>
     <w:qFormat/>
-    <w:rsid w:val="00F6078C"/>
+    <w:rsid w:val="00CE4C93"/>
     <w:pPr>
       <w:spacing w:before="160"/>
       <w:jc w:val="center"/>
@@ -3705,7 +3607,7 @@
     <w:basedOn w:val="DefaultParagraphFont"/>
     <w:link w:val="Quote"/>
     <w:uiPriority w:val="29"/>
-    <w:rsid w:val="00F6078C"/>
+    <w:rsid w:val="00CE4C93"/>
     <w:rPr>
       <w:i/>
       <w:iCs/>
@@ -3717,7 +3619,7 @@
     <w:basedOn w:val="Normal"/>
     <w:uiPriority w:val="34"/>
     <w:qFormat/>
-    <w:rsid w:val="00F6078C"/>
+    <w:rsid w:val="00CE4C93"/>
     <w:pPr>
       <w:ind w:left="720"/>
       <w:contextualSpacing/>
@@ -3728,7 +3630,7 @@
     <w:basedOn w:val="DefaultParagraphFont"/>
     <w:uiPriority w:val="21"/>
     <w:qFormat/>
-    <w:rsid w:val="00F6078C"/>
+    <w:rsid w:val="00CE4C93"/>
     <w:rPr>
       <w:i/>
       <w:iCs/>
@@ -3742,7 +3644,7 @@
     <w:link w:val="IntenseQuoteChar"/>
     <w:uiPriority w:val="30"/>
     <w:qFormat/>
-    <w:rsid w:val="00F6078C"/>
+    <w:rsid w:val="00CE4C93"/>
     <w:pPr>
       <w:pBdr>
         <w:top w:val="single" w:sz="4" w:space="10" w:color="2F5496" w:themeColor="accent1" w:themeShade="BF"/>
@@ -3763,7 +3665,7 @@
     <w:basedOn w:val="DefaultParagraphFont"/>
     <w:link w:val="IntenseQuote"/>
     <w:uiPriority w:val="30"/>
-    <w:rsid w:val="00F6078C"/>
+    <w:rsid w:val="00CE4C93"/>
     <w:rPr>
       <w:i/>
       <w:iCs/>
@@ -3775,7 +3677,7 @@
     <w:basedOn w:val="DefaultParagraphFont"/>
     <w:uiPriority w:val="32"/>
     <w:qFormat/>
-    <w:rsid w:val="00F6078C"/>
+    <w:rsid w:val="00CE4C93"/>
     <w:rPr>
       <w:b/>
       <w:bCs/>
